--- a/templates/template_3.docx
+++ b/templates/template_3.docx
@@ -169,7 +169,29 @@
           <w:u w:val="single"/>
           <w14:ligatures w14:val="none"/>
         </w:rPr>
-        <w:t>{{data.COMPANY_NAME}}</w:t>
+        <w:t>{{</w:t>
+      </w:r>
+      <w:r>
+        <w:rPr>
+          <w:rFonts w:ascii="宋体" w:eastAsia="宋体" w:hAnsi="宋体" w:cs="Times New Roman" w:hint="eastAsia"/>
+          <w:color w:val="FF0000"/>
+          <w:sz w:val="21"/>
+          <w:szCs w:val="21"/>
+          <w:u w:val="single"/>
+          <w14:ligatures w14:val="none"/>
+        </w:rPr>
+        <w:t>loan_cust_data</w:t>
+      </w:r>
+      <w:r>
+        <w:rPr>
+          <w:rFonts w:ascii="宋体" w:eastAsia="宋体" w:hAnsi="宋体" w:cs="Times New Roman" w:hint="eastAsia"/>
+          <w:color w:val="FF0000"/>
+          <w:sz w:val="21"/>
+          <w:szCs w:val="21"/>
+          <w:u w:val="single"/>
+          <w14:ligatures w14:val="none"/>
+        </w:rPr>
+        <w:t>.COMPANY_NAME}}</w:t>
       </w:r>
       <w:r>
         <w:rPr>
@@ -232,7 +254,29 @@
           <w:u w:val="single"/>
           <w14:ligatures w14:val="none"/>
         </w:rPr>
-        <w:t>{{data.COMPANY_NAME}}</w:t>
+        <w:t>{{</w:t>
+      </w:r>
+      <w:r>
+        <w:rPr>
+          <w:rFonts w:ascii="宋体" w:eastAsia="宋体" w:hAnsi="宋体" w:cs="Times New Roman" w:hint="eastAsia"/>
+          <w:color w:val="FF0000"/>
+          <w:sz w:val="21"/>
+          <w:szCs w:val="21"/>
+          <w:u w:val="single"/>
+          <w14:ligatures w14:val="none"/>
+        </w:rPr>
+        <w:t>loan_cust_data</w:t>
+      </w:r>
+      <w:r>
+        <w:rPr>
+          <w:rFonts w:ascii="宋体" w:eastAsia="宋体" w:hAnsi="宋体" w:cs="Times New Roman" w:hint="eastAsia"/>
+          <w:color w:val="FF0000"/>
+          <w:sz w:val="21"/>
+          <w:szCs w:val="21"/>
+          <w:u w:val="single"/>
+          <w14:ligatures w14:val="none"/>
+        </w:rPr>
+        <w:t>.COMPANY_NAME}}</w:t>
       </w:r>
       <w:r>
         <w:rPr>
@@ -272,7 +316,29 @@
           <w:u w:val="single"/>
           <w14:ligatures w14:val="none"/>
         </w:rPr>
-        <w:t>{{data.COMPANY_LICENSE_NO}}</w:t>
+        <w:t>{{</w:t>
+      </w:r>
+      <w:r>
+        <w:rPr>
+          <w:rFonts w:ascii="宋体" w:eastAsia="宋体" w:hAnsi="宋体" w:cs="Times New Roman" w:hint="eastAsia"/>
+          <w:color w:val="FF0000"/>
+          <w:sz w:val="21"/>
+          <w:szCs w:val="21"/>
+          <w:u w:val="single"/>
+          <w14:ligatures w14:val="none"/>
+        </w:rPr>
+        <w:t>loan_cust_data</w:t>
+      </w:r>
+      <w:r>
+        <w:rPr>
+          <w:rFonts w:ascii="宋体" w:eastAsia="宋体" w:hAnsi="宋体" w:cs="Times New Roman" w:hint="eastAsia"/>
+          <w:color w:val="FF0000"/>
+          <w:sz w:val="21"/>
+          <w:szCs w:val="21"/>
+          <w:u w:val="single"/>
+          <w14:ligatures w14:val="none"/>
+        </w:rPr>
+        <w:t>.COMPANY_LICENSE_NO}}</w:t>
       </w:r>
       <w:r>
         <w:rPr>
@@ -824,7 +890,18 @@
           <w:szCs w:val="21"/>
           <w14:ligatures w14:val="none"/>
         </w:rPr>
-        <w:t>上述送达约定适用于诉讼、仲裁以及其他司法程序的各个阶段，包括但不限于一审、二审、再审、执行以及督促程序。</w:t>
+        <w:t>上述送达约定适用于诉讼、仲裁以及其他司法程序的各个阶段，包括但不限于一审、二</w:t>
+      </w:r>
+      <w:r>
+        <w:rPr>
+          <w:rFonts w:ascii="宋体" w:eastAsia="宋体" w:hAnsi="宋体" w:cs="Times New Roman" w:hint="eastAsia"/>
+          <w:b/>
+          <w:sz w:val="21"/>
+          <w:szCs w:val="21"/>
+          <w14:ligatures w14:val="none"/>
+        </w:rPr>
+        <w:lastRenderedPageBreak/>
+        <w:t>审、再审、执行以及督促程序。</w:t>
       </w:r>
     </w:p>
     <w:p>
@@ -850,7 +927,6 @@
           <w:szCs w:val="21"/>
           <w14:ligatures w14:val="none"/>
         </w:rPr>
-        <w:lastRenderedPageBreak/>
         <w:t>本人承诺确保本条记载的地址、传真、手机号码、电子邮件等各项信息的真实有效性，相关信息如有变更，本人应及时书面通知贷款人，否则按原信息进行的送达（含电子送达）仍然有效，本人自行承担由此产生的法律后果。</w:t>
       </w:r>
     </w:p>
@@ -1437,6 +1513,7 @@
           <w:szCs w:val="21"/>
           <w14:ligatures w14:val="none"/>
         </w:rPr>
+        <w:lastRenderedPageBreak/>
         <w:t xml:space="preserve"> </w:t>
       </w:r>
     </w:p>
@@ -1469,7 +1546,6 @@
           <w:szCs w:val="28"/>
           <w14:ligatures w14:val="none"/>
         </w:rPr>
-        <w:lastRenderedPageBreak/>
         <w:t>信息查询使用授权书</w:t>
       </w:r>
     </w:p>
@@ -1616,7 +1692,35 @@
           <w:u w:val="single"/>
           <w14:ligatures w14:val="none"/>
         </w:rPr>
-        <w:t>{{data.COMPANY_NAME}}</w:t>
+        <w:t>{{</w:t>
+      </w:r>
+      <w:r>
+        <w:rPr>
+          <w:rFonts w:ascii="宋体" w:eastAsia="宋体" w:hAnsi="宋体" w:cs="Times New Roman" w:hint="eastAsia"/>
+          <w:b/>
+          <w:bCs/>
+          <w:color w:val="FF0000"/>
+          <w:kern w:val="0"/>
+          <w:sz w:val="21"/>
+          <w:szCs w:val="21"/>
+          <w:u w:val="single"/>
+          <w14:ligatures w14:val="none"/>
+        </w:rPr>
+        <w:t>loan_cust_data</w:t>
+      </w:r>
+      <w:r>
+        <w:rPr>
+          <w:rFonts w:ascii="宋体" w:eastAsia="宋体" w:hAnsi="宋体" w:cs="Times New Roman" w:hint="eastAsia"/>
+          <w:b/>
+          <w:bCs/>
+          <w:color w:val="FF0000"/>
+          <w:kern w:val="0"/>
+          <w:sz w:val="21"/>
+          <w:szCs w:val="21"/>
+          <w:u w:val="single"/>
+          <w14:ligatures w14:val="none"/>
+        </w:rPr>
+        <w:t>.COMPANY_NAME}}</w:t>
       </w:r>
       <w:r>
         <w:rPr>
@@ -2275,6 +2379,7 @@
           <w:szCs w:val="21"/>
           <w14:ligatures w14:val="none"/>
         </w:rPr>
+        <w:lastRenderedPageBreak/>
         <w:t>5.</w:t>
       </w:r>
       <w:r>
@@ -2288,21 +2393,7 @@
           <w:szCs w:val="21"/>
           <w14:ligatures w14:val="none"/>
         </w:rPr>
-        <w:t>本授权书所涉及信息的查询使用授权有效期为自本人签署之日起至该单位在中国工</w:t>
-      </w:r>
-      <w:r>
-        <w:rPr>
-          <w:rFonts w:ascii="宋体" w:eastAsia="宋体" w:hAnsi="宋体" w:cs="Times New Roman" w:hint="eastAsia"/>
-          <w:b/>
-          <w:bCs/>
-          <w:color w:val="10000A"/>
-          <w:kern w:val="0"/>
-          <w:sz w:val="21"/>
-          <w:szCs w:val="21"/>
-          <w14:ligatures w14:val="none"/>
-        </w:rPr>
-        <w:lastRenderedPageBreak/>
-        <w:t>商银行股份有限公司申请（参与）办理的业务终止之日止。</w:t>
+        <w:t>本授权书所涉及信息的查询使用授权有效期为自本人签署之日起至该单位在中国工商银行股份有限公司申请（参与）办理的业务终止之日止。</w:t>
       </w:r>
     </w:p>
     <w:p>
@@ -2694,7 +2785,35 @@
           <w:u w:val="single"/>
           <w14:ligatures w14:val="none"/>
         </w:rPr>
-        <w:t>{{data.COMPANY_NAME}}</w:t>
+        <w:t>{{</w:t>
+      </w:r>
+      <w:r>
+        <w:rPr>
+          <w:rFonts w:ascii="宋体" w:eastAsia="宋体" w:hAnsi="宋体" w:cs="Times New Roman" w:hint="eastAsia"/>
+          <w:b/>
+          <w:bCs/>
+          <w:color w:val="FF0000"/>
+          <w:kern w:val="0"/>
+          <w:sz w:val="21"/>
+          <w:szCs w:val="21"/>
+          <w:u w:val="single"/>
+          <w14:ligatures w14:val="none"/>
+        </w:rPr>
+        <w:t>loan_cust_data</w:t>
+      </w:r>
+      <w:r>
+        <w:rPr>
+          <w:rFonts w:ascii="宋体" w:eastAsia="宋体" w:hAnsi="宋体" w:cs="Times New Roman" w:hint="eastAsia"/>
+          <w:b/>
+          <w:bCs/>
+          <w:color w:val="FF0000"/>
+          <w:kern w:val="0"/>
+          <w:sz w:val="21"/>
+          <w:szCs w:val="21"/>
+          <w:u w:val="single"/>
+          <w14:ligatures w14:val="none"/>
+        </w:rPr>
+        <w:t>.COMPANY_NAME}}</w:t>
       </w:r>
       <w:r>
         <w:rPr>
@@ -3629,6 +3748,68 @@
     </w:sectPr>
   </w:body>
 </w:document>
+</file>
+
+<file path=word/endnotes.xml><?xml version="1.0" encoding="utf-8"?>
+<w:endnotes xmlns:wpc="http://schemas.microsoft.com/office/word/2010/wordprocessingCanvas" xmlns:cx="http://schemas.microsoft.com/office/drawing/2014/chartex" xmlns:cx1="http://schemas.microsoft.com/office/drawing/2015/9/8/chartex" xmlns:cx2="http://schemas.microsoft.com/office/drawing/2015/10/21/chartex" xmlns:cx3="http://schemas.microsoft.com/office/drawing/2016/5/9/chartex" xmlns:cx4="http://schemas.microsoft.com/office/drawing/2016/5/10/chartex" xmlns:cx5="http://schemas.microsoft.com/office/drawing/2016/5/11/chartex" xmlns:cx6="http://schemas.microsoft.com/office/drawing/2016/5/12/chartex" xmlns:cx7="http://schemas.microsoft.com/office/drawing/2016/5/13/chartex" xmlns:cx8="http://schemas.microsoft.com/office/drawing/2016/5/14/chartex" xmlns:mc="http://schemas.openxmlformats.org/markup-compatibility/2006" xmlns:aink="http://schemas.microsoft.com/office/drawing/2016/ink" xmlns:am3d="http://schemas.microsoft.com/office/drawing/2017/model3d" xmlns:o="urn:schemas-microsoft-com:office:office" xmlns:oel="http://schemas.microsoft.com/office/2019/extlst" xmlns:r="http://schemas.openxmlformats.org/officeDocument/2006/relationships" xmlns:m="http://schemas.openxmlformats.org/officeDocument/2006/math" xmlns:v="urn:schemas-microsoft-com:vml" xmlns:wp14="http://schemas.microsoft.com/office/word/2010/wordprocessingDrawing" xmlns:wp="http://schemas.openxmlformats.org/drawingml/2006/wordprocessingDrawing" xmlns:w10="urn:schemas-microsoft-com:office:word" xmlns:w="http://schemas.openxmlformats.org/wordprocessingml/2006/main" xmlns:w14="http://schemas.microsoft.com/office/word/2010/wordml" xmlns:w15="http://schemas.microsoft.com/office/word/2012/wordml" xmlns:w16cex="http://schemas.microsoft.com/office/word/2018/wordml/cex" xmlns:w16cid="http://schemas.microsoft.com/office/word/2016/wordml/cid" xmlns:w16="http://schemas.microsoft.com/office/word/2018/wordml" xmlns:w16du="http://schemas.microsoft.com/office/word/2023/wordml/word16du" xmlns:w16sdtdh="http://schemas.microsoft.com/office/word/2020/wordml/sdtdatahash" xmlns:w16sdtfl="http://schemas.microsoft.com/office/word/2024/wordml/sdtformatlock" xmlns:w16se="http://schemas.microsoft.com/office/word/2015/wordml/symex" xmlns:wpg="http://schemas.microsoft.com/office/word/2010/wordprocessingGroup" xmlns:wpi="http://schemas.microsoft.com/office/word/2010/wordprocessingInk" xmlns:wne="http://schemas.microsoft.com/office/word/2006/wordml" xmlns:wps="http://schemas.microsoft.com/office/word/2010/wordprocessingShape" mc:Ignorable="w14 w15 w16se w16cid w16 w16cex w16sdtdh w16sdtfl w16du wp14">
+  <w:endnote w:type="separator" w:id="-1">
+    <w:p>
+      <w:pPr>
+        <w:spacing w:after="0" w:line="240" w:lineRule="auto"/>
+        <w:rPr>
+          <w:rFonts w:hint="eastAsia"/>
+        </w:rPr>
+      </w:pPr>
+      <w:r>
+        <w:separator/>
+      </w:r>
+    </w:p>
+  </w:endnote>
+  <w:endnote w:type="continuationSeparator" w:id="0">
+    <w:p>
+      <w:pPr>
+        <w:spacing w:after="0" w:line="240" w:lineRule="auto"/>
+        <w:rPr>
+          <w:rFonts w:hint="eastAsia"/>
+        </w:rPr>
+      </w:pPr>
+      <w:r>
+        <w:continuationSeparator/>
+      </w:r>
+    </w:p>
+  </w:endnote>
+</w:endnotes>
+</file>
+
+<file path=word/footnotes.xml><?xml version="1.0" encoding="utf-8"?>
+<w:footnotes xmlns:wpc="http://schemas.microsoft.com/office/word/2010/wordprocessingCanvas" xmlns:cx="http://schemas.microsoft.com/office/drawing/2014/chartex" xmlns:cx1="http://schemas.microsoft.com/office/drawing/2015/9/8/chartex" xmlns:cx2="http://schemas.microsoft.com/office/drawing/2015/10/21/chartex" xmlns:cx3="http://schemas.microsoft.com/office/drawing/2016/5/9/chartex" xmlns:cx4="http://schemas.microsoft.com/office/drawing/2016/5/10/chartex" xmlns:cx5="http://schemas.microsoft.com/office/drawing/2016/5/11/chartex" xmlns:cx6="http://schemas.microsoft.com/office/drawing/2016/5/12/chartex" xmlns:cx7="http://schemas.microsoft.com/office/drawing/2016/5/13/chartex" xmlns:cx8="http://schemas.microsoft.com/office/drawing/2016/5/14/chartex" xmlns:mc="http://schemas.openxmlformats.org/markup-compatibility/2006" xmlns:aink="http://schemas.microsoft.com/office/drawing/2016/ink" xmlns:am3d="http://schemas.microsoft.com/office/drawing/2017/model3d" xmlns:o="urn:schemas-microsoft-com:office:office" xmlns:oel="http://schemas.microsoft.com/office/2019/extlst" xmlns:r="http://schemas.openxmlformats.org/officeDocument/2006/relationships" xmlns:m="http://schemas.openxmlformats.org/officeDocument/2006/math" xmlns:v="urn:schemas-microsoft-com:vml" xmlns:wp14="http://schemas.microsoft.com/office/word/2010/wordprocessingDrawing" xmlns:wp="http://schemas.openxmlformats.org/drawingml/2006/wordprocessingDrawing" xmlns:w10="urn:schemas-microsoft-com:office:word" xmlns:w="http://schemas.openxmlformats.org/wordprocessingml/2006/main" xmlns:w14="http://schemas.microsoft.com/office/word/2010/wordml" xmlns:w15="http://schemas.microsoft.com/office/word/2012/wordml" xmlns:w16cex="http://schemas.microsoft.com/office/word/2018/wordml/cex" xmlns:w16cid="http://schemas.microsoft.com/office/word/2016/wordml/cid" xmlns:w16="http://schemas.microsoft.com/office/word/2018/wordml" xmlns:w16du="http://schemas.microsoft.com/office/word/2023/wordml/word16du" xmlns:w16sdtdh="http://schemas.microsoft.com/office/word/2020/wordml/sdtdatahash" xmlns:w16sdtfl="http://schemas.microsoft.com/office/word/2024/wordml/sdtformatlock" xmlns:w16se="http://schemas.microsoft.com/office/word/2015/wordml/symex" xmlns:wpg="http://schemas.microsoft.com/office/word/2010/wordprocessingGroup" xmlns:wpi="http://schemas.microsoft.com/office/word/2010/wordprocessingInk" xmlns:wne="http://schemas.microsoft.com/office/word/2006/wordml" xmlns:wps="http://schemas.microsoft.com/office/word/2010/wordprocessingShape" mc:Ignorable="w14 w15 w16se w16cid w16 w16cex w16sdtdh w16sdtfl w16du wp14">
+  <w:footnote w:type="separator" w:id="-1">
+    <w:p>
+      <w:pPr>
+        <w:spacing w:after="0" w:line="240" w:lineRule="auto"/>
+        <w:rPr>
+          <w:rFonts w:hint="eastAsia"/>
+        </w:rPr>
+      </w:pPr>
+      <w:r>
+        <w:separator/>
+      </w:r>
+    </w:p>
+  </w:footnote>
+  <w:footnote w:type="continuationSeparator" w:id="0">
+    <w:p>
+      <w:pPr>
+        <w:spacing w:after="0" w:line="240" w:lineRule="auto"/>
+        <w:rPr>
+          <w:rFonts w:hint="eastAsia"/>
+        </w:rPr>
+      </w:pPr>
+      <w:r>
+        <w:continuationSeparator/>
+      </w:r>
+    </w:p>
+  </w:footnote>
+</w:footnotes>
 </file>
 
 <file path=word/styles.xml><?xml version="1.0" encoding="utf-8"?>
@@ -4555,6 +4736,69 @@
       <w:spacing w:val="5"/>
     </w:rPr>
   </w:style>
+  <w:style w:type="paragraph" w:styleId="ae">
+    <w:name w:val="header"/>
+    <w:basedOn w:val="a"/>
+    <w:link w:val="af"/>
+    <w:uiPriority w:val="99"/>
+    <w:unhideWhenUsed/>
+    <w:rsid w:val="00D91CA2"/>
+    <w:pPr>
+      <w:tabs>
+        <w:tab w:val="center" w:pos="4153"/>
+        <w:tab w:val="right" w:pos="8306"/>
+      </w:tabs>
+      <w:snapToGrid w:val="0"/>
+      <w:spacing w:line="240" w:lineRule="auto"/>
+      <w:jc w:val="center"/>
+    </w:pPr>
+    <w:rPr>
+      <w:sz w:val="18"/>
+      <w:szCs w:val="18"/>
+    </w:rPr>
+  </w:style>
+  <w:style w:type="character" w:customStyle="1" w:styleId="af">
+    <w:name w:val="页眉 字符"/>
+    <w:basedOn w:val="a0"/>
+    <w:link w:val="ae"/>
+    <w:uiPriority w:val="99"/>
+    <w:rsid w:val="00D91CA2"/>
+    <w:rPr>
+      <w:sz w:val="18"/>
+      <w:szCs w:val="18"/>
+    </w:rPr>
+  </w:style>
+  <w:style w:type="paragraph" w:styleId="af0">
+    <w:name w:val="footer"/>
+    <w:basedOn w:val="a"/>
+    <w:link w:val="af1"/>
+    <w:uiPriority w:val="99"/>
+    <w:unhideWhenUsed/>
+    <w:rsid w:val="00D91CA2"/>
+    <w:pPr>
+      <w:tabs>
+        <w:tab w:val="center" w:pos="4153"/>
+        <w:tab w:val="right" w:pos="8306"/>
+      </w:tabs>
+      <w:snapToGrid w:val="0"/>
+      <w:spacing w:line="240" w:lineRule="auto"/>
+    </w:pPr>
+    <w:rPr>
+      <w:sz w:val="18"/>
+      <w:szCs w:val="18"/>
+    </w:rPr>
+  </w:style>
+  <w:style w:type="character" w:customStyle="1" w:styleId="af1">
+    <w:name w:val="页脚 字符"/>
+    <w:basedOn w:val="a0"/>
+    <w:link w:val="af0"/>
+    <w:uiPriority w:val="99"/>
+    <w:rsid w:val="00D91CA2"/>
+    <w:rPr>
+      <w:sz w:val="18"/>
+      <w:szCs w:val="18"/>
+    </w:rPr>
+  </w:style>
 </w:styles>
 </file>
 
